--- a/Fase 1/Evidencias individuales/Ramirez_Karla_Analisis_del_caso.docx
+++ b/Fase 1/Evidencias individuales/Ramirez_Karla_Analisis_del_caso.docx
@@ -13,6 +13,15 @@
           <w:szCs w:val="24"/>
         </w:rPr>
       </w:pPr>
+      <w:r>
+        <w:rPr>
+          <w:rFonts w:ascii="Calibri" w:hAnsi="Calibri" w:cs="Calibri"/>
+          <w:color w:val="590000"/>
+          <w:sz w:val="24"/>
+          <w:szCs w:val="24"/>
+        </w:rPr>
+        <w:t>p</w:t>
+      </w:r>
       <w:r>
         <w:rPr>
           <w:rFonts w:ascii="Calibri" w:hAnsi="Calibri" w:cs="Calibri"/>
@@ -875,7 +884,23 @@
           <w:sz w:val="24"/>
           <w:szCs w:val="24"/>
         </w:rPr>
-        <w:t xml:space="preserve"> es un sistema de gestión de Recursos Humanos pensado para una empresa del rubro construcción que ejecuta proyectos simultáneos en distintas obras, cada una identificada por un centro de costo. La gestión de personal es un proceso crítico para esta empresa, ya que la incorporación, traslado y desvinculación de trabajadores en cada obra afecta directamente el avance de los proyectos.</w:t>
+        <w:t xml:space="preserve"> </w:t>
+      </w:r>
+      <w:r>
+        <w:rPr>
+          <w:rFonts w:ascii="Calibri" w:hAnsi="Calibri" w:cs="Calibri"/>
+          <w:sz w:val="24"/>
+          <w:szCs w:val="24"/>
+        </w:rPr>
+        <w:t>es un sistema de gestión de solicitudes del ciclo de vida del colaborador, diseñado para una empresa del rubro construcción que ejecuta proyectos simultáneos en distintas obras, cada una identificada por un centro de costo</w:t>
+      </w:r>
+      <w:r>
+        <w:rPr>
+          <w:rFonts w:ascii="Calibri" w:hAnsi="Calibri" w:cs="Calibri"/>
+          <w:sz w:val="24"/>
+          <w:szCs w:val="24"/>
+        </w:rPr>
+        <w:t>. La gestión de personal es un proceso crítico para esta empresa, ya que la incorporación, traslado y desvinculación de trabajadores en cada obra afecta directamente el avance de los proyectos.</w:t>
       </w:r>
     </w:p>
     <w:p>
